--- a/_Studying(5th_sem)/MathLogicAndAlghorithmsTheory/01.12.2025.docx
+++ b/_Studying(5th_sem)/MathLogicAndAlghorithmsTheory/01.12.2025.docx
@@ -136,7 +136,14 @@
           <w:rFonts w:ascii="Cambria Math" w:hAnsi="Cambria Math" w:cs="Cambria Math"/>
           <w:lang w:val="en-US"/>
         </w:rPr>
-        <w:t xml:space="preserve"> </w:t>
+        <w:t xml:space="preserve"> ⊃</w:t>
+      </w:r>
+      <w:r>
+        <w:rPr>
+          <w:rFonts w:ascii="Cambria Math" w:hAnsi="Cambria Math" w:cs="Cambria Math"/>
+          <w:lang w:val="en-US"/>
+        </w:rPr>
+        <w:t>((A</w:t>
       </w:r>
       <w:r>
         <w:rPr>
@@ -150,20 +157,6 @@
           <w:rFonts w:ascii="Cambria Math" w:hAnsi="Cambria Math" w:cs="Cambria Math"/>
           <w:lang w:val="en-US"/>
         </w:rPr>
-        <w:t>((A</w:t>
-      </w:r>
-      <w:r>
-        <w:rPr>
-          <w:rFonts w:ascii="Cambria Math" w:hAnsi="Cambria Math" w:cs="Cambria Math"/>
-          <w:lang w:val="en-US"/>
-        </w:rPr>
-        <w:t>⊃</w:t>
-      </w:r>
-      <w:r>
-        <w:rPr>
-          <w:rFonts w:ascii="Cambria Math" w:hAnsi="Cambria Math" w:cs="Cambria Math"/>
-          <w:lang w:val="en-US"/>
-        </w:rPr>
         <w:t>B)</w:t>
       </w:r>
       <w:r>
@@ -171,14 +164,7 @@
           <w:rFonts w:ascii="Cambria Math" w:hAnsi="Cambria Math" w:cs="Cambria Math"/>
           <w:lang w:val="en-US"/>
         </w:rPr>
-        <w:t xml:space="preserve"> </w:t>
-      </w:r>
-      <w:r>
-        <w:rPr>
-          <w:rFonts w:ascii="Cambria Math" w:hAnsi="Cambria Math" w:cs="Cambria Math"/>
-          <w:lang w:val="en-US"/>
-        </w:rPr>
-        <w:t>⊃</w:t>
+        <w:t xml:space="preserve"> ⊃</w:t>
       </w:r>
       <w:r>
         <w:rPr>
@@ -612,14 +598,7 @@
           <w:rFonts w:ascii="Cambria Math" w:hAnsi="Cambria Math" w:cs="Cambria Math"/>
           <w:lang w:val="en-US"/>
         </w:rPr>
-        <w:t>((</w:t>
-      </w:r>
-      <w:r>
-        <w:rPr>
-          <w:rFonts w:ascii="Cambria Math" w:hAnsi="Cambria Math" w:cs="Cambria Math"/>
-          <w:lang w:val="en-US"/>
-        </w:rPr>
-        <w:t>A</w:t>
+        <w:t>((A</w:t>
       </w:r>
       <w:r>
         <w:rPr>
@@ -639,14 +618,7 @@
           <w:rFonts w:ascii="Cambria Math" w:hAnsi="Cambria Math" w:cs="Cambria Math"/>
           <w:lang w:val="en-US"/>
         </w:rPr>
-        <w:t>B</w:t>
-      </w:r>
-      <w:r>
-        <w:rPr>
-          <w:rFonts w:ascii="Cambria Math" w:hAnsi="Cambria Math" w:cs="Cambria Math"/>
-          <w:lang w:val="en-US"/>
-        </w:rPr>
-        <w:t>)</w:t>
+        <w:t>B)</w:t>
       </w:r>
       <w:r>
         <w:rPr>
@@ -756,23 +728,7 @@
           <w:u w:val="single"/>
           <w:lang w:val="en-US"/>
         </w:rPr>
-        <w:t>A</w:t>
-      </w:r>
-      <w:r>
-        <w:rPr>
-          <w:rFonts w:ascii="Cambria Math" w:hAnsi="Cambria Math" w:cs="Cambria Math"/>
-          <w:u w:val="single"/>
-          <w:lang w:val="en-US"/>
-        </w:rPr>
-        <w:t>⊃</w:t>
-      </w:r>
-      <w:r>
-        <w:rPr>
-          <w:rFonts w:ascii="Cambria Math" w:hAnsi="Cambria Math" w:cs="Cambria Math"/>
-          <w:u w:val="single"/>
-          <w:lang w:val="en-US"/>
-        </w:rPr>
-        <w:t>A</w:t>
+        <w:t>A⊃A</w:t>
       </w:r>
     </w:p>
     <w:p>
@@ -796,21 +752,7 @@
           <w:color w:val="0070C0"/>
           <w:lang w:val="en-US"/>
         </w:rPr>
-        <w:t>A</w:t>
-      </w:r>
-      <w:r>
-        <w:rPr>
-          <w:color w:val="0070C0"/>
-          <w:lang w:val="en-US"/>
-        </w:rPr>
-        <w:t>≡</w:t>
-      </w:r>
-      <w:r>
-        <w:rPr>
-          <w:color w:val="0070C0"/>
-          <w:lang w:val="en-US"/>
-        </w:rPr>
-        <w:t>A</w:t>
+        <w:t>A≡A</w:t>
       </w:r>
     </w:p>
     <w:p>
@@ -1705,13 +1647,7 @@
         <w:rPr>
           <w:rFonts w:ascii="Cambria Math" w:hAnsi="Cambria Math" w:cs="Cambria Math"/>
         </w:rPr>
-        <w:t>∨</w:t>
-      </w:r>
-      <w:r>
-        <w:rPr>
-          <w:rFonts w:ascii="Cambria Math" w:hAnsi="Cambria Math" w:cs="Cambria Math"/>
-        </w:rPr>
-        <w:t>(</w:t>
+        <w:t>∨(</w:t>
       </w:r>
       <w:r>
         <w:rPr>
@@ -1800,13 +1736,7 @@
         <w:t>B</w:t>
       </w:r>
       <w:r>
-        <w:t>)</w:t>
-      </w:r>
-      <w:r>
-        <w:t>≡</w:t>
-      </w:r>
-      <w:r>
-        <w:t>((</w:t>
+        <w:t>)≡((</w:t>
       </w:r>
       <w:r>
         <w:rPr>
@@ -1827,16 +1757,7 @@
         <w:t>B</w:t>
       </w:r>
       <w:r>
-        <w:t>)</w:t>
-      </w:r>
-      <w:r>
-        <w:t>&amp;</w:t>
-      </w:r>
-      <w:r>
-        <w:t>(</w:t>
-      </w:r>
-      <w:r>
-        <w:t>¬</w:t>
+        <w:t>)&amp;(¬</w:t>
       </w:r>
       <w:r>
         <w:rPr>
@@ -2775,22 +2696,44 @@
         <w:rPr>
           <w:lang w:val="en-US"/>
         </w:rPr>
+        <w:t>B≡(B</w:t>
+      </w:r>
+      <w:r>
+        <w:rPr>
+          <w:rFonts w:ascii="Cambria Math" w:hAnsi="Cambria Math" w:cs="Cambria Math"/>
+          <w:lang w:val="en-US"/>
+        </w:rPr>
+        <w:t>∨</w:t>
+      </w:r>
+      <w:r>
+        <w:rPr>
+          <w:lang w:val="en-US"/>
+        </w:rPr>
+        <w:t>(q&amp;</w:t>
+      </w:r>
+      <w:r>
+        <w:t>¬</w:t>
+      </w:r>
+      <w:r>
+        <w:rPr>
+          <w:lang w:val="en-US"/>
+        </w:rPr>
+        <w:t>q))≡(</w:t>
+      </w:r>
+      <w:r>
+        <w:rPr>
+          <w:lang w:val="en-US"/>
+        </w:rPr>
+        <w:t>(</w:t>
+      </w:r>
+      <w:r>
+        <w:rPr>
+          <w:lang w:val="en-US"/>
+        </w:rPr>
         <w:t>B</w:t>
       </w:r>
       <w:r>
         <w:rPr>
-          <w:lang w:val="en-US"/>
-        </w:rPr>
-        <w:t>≡</w:t>
-      </w:r>
-      <w:r>
-        <w:rPr>
-          <w:lang w:val="en-US"/>
-        </w:rPr>
-        <w:t>(B</w:t>
-      </w:r>
-      <w:r>
-        <w:rPr>
           <w:rFonts w:ascii="Cambria Math" w:hAnsi="Cambria Math" w:cs="Cambria Math"/>
           <w:lang w:val="en-US"/>
         </w:rPr>
@@ -2800,71 +2743,13 @@
         <w:rPr>
           <w:lang w:val="en-US"/>
         </w:rPr>
-        <w:t>(q</w:t>
-      </w:r>
-      <w:r>
-        <w:rPr>
-          <w:lang w:val="en-US"/>
-        </w:rPr>
-        <w:t>&amp;</w:t>
-      </w:r>
-      <w:r>
-        <w:t>¬</w:t>
-      </w:r>
-      <w:r>
-        <w:rPr>
-          <w:lang w:val="en-US"/>
-        </w:rPr>
-        <w:t>q))</w:t>
-      </w:r>
-      <w:r>
-        <w:rPr>
-          <w:lang w:val="en-US"/>
-        </w:rPr>
-        <w:t>≡</w:t>
-      </w:r>
-      <w:r>
-        <w:rPr>
-          <w:lang w:val="en-US"/>
-        </w:rPr>
-        <w:t>(</w:t>
-      </w:r>
-      <w:r>
-        <w:rPr>
-          <w:lang w:val="en-US"/>
-        </w:rPr>
-        <w:t>(</w:t>
-      </w:r>
-      <w:r>
-        <w:rPr>
-          <w:lang w:val="en-US"/>
-        </w:rPr>
-        <w:t>B</w:t>
-      </w:r>
-      <w:r>
-        <w:rPr>
-          <w:rFonts w:ascii="Cambria Math" w:hAnsi="Cambria Math" w:cs="Cambria Math"/>
-          <w:lang w:val="en-US"/>
-        </w:rPr>
-        <w:t>∨</w:t>
-      </w:r>
-      <w:r>
-        <w:rPr>
-          <w:lang w:val="en-US"/>
-        </w:rPr>
         <w:t>q</w:t>
       </w:r>
       <w:r>
         <w:rPr>
           <w:lang w:val="en-US"/>
         </w:rPr>
-        <w:t>)</w:t>
-      </w:r>
-      <w:r>
-        <w:rPr>
-          <w:lang w:val="en-US"/>
-        </w:rPr>
-        <w:t>&amp;</w:t>
+        <w:t>)&amp;</w:t>
       </w:r>
       <w:r>
         <w:rPr>
@@ -2989,19 +2874,111 @@
         <w:rPr>
           <w:rFonts w:ascii="Cambria Math" w:hAnsi="Cambria Math" w:cs="Cambria Math"/>
         </w:rPr>
+        <w:t>)&amp;(</w:t>
+      </w:r>
+      <w:r>
+        <w:rPr>
+          <w:rFonts w:ascii="Cambria Math" w:hAnsi="Cambria Math" w:cs="Cambria Math"/>
+          <w:lang w:val="en-US"/>
+        </w:rPr>
+        <w:t>s</w:t>
+      </w:r>
+      <w:r>
+        <w:rPr>
+          <w:rFonts w:ascii="Cambria Math" w:hAnsi="Cambria Math" w:cs="Cambria Math"/>
+        </w:rPr>
+        <w:t>∨</w:t>
+      </w:r>
+      <w:r>
+        <w:rPr>
+          <w:rFonts w:ascii="Cambria Math" w:hAnsi="Cambria Math" w:cs="Cambria Math"/>
+          <w:lang w:val="en-US"/>
+        </w:rPr>
+        <w:t>t</w:t>
+      </w:r>
+      <w:r>
+        <w:rPr>
+          <w:rFonts w:ascii="Cambria Math" w:hAnsi="Cambria Math" w:cs="Cambria Math"/>
+        </w:rPr>
+        <w:t>∨</w:t>
+      </w:r>
+      <w:r>
+        <w:t>¬</w:t>
+      </w:r>
+      <w:r>
+        <w:rPr>
+          <w:lang w:val="en-US"/>
+        </w:rPr>
+        <w:t>r</w:t>
+      </w:r>
+      <w:r>
+        <w:rPr>
+          <w:rFonts w:ascii="Cambria Math" w:hAnsi="Cambria Math" w:cs="Cambria Math"/>
+        </w:rPr>
+        <w:t>∨</w:t>
+      </w:r>
+      <w:r>
+        <w:rPr>
+          <w:lang w:val="en-US"/>
+        </w:rPr>
+        <w:t>w</w:t>
+      </w:r>
+      <w:r>
+        <w:rPr>
+          <w:rFonts w:ascii="Cambria Math" w:hAnsi="Cambria Math" w:cs="Cambria Math"/>
+        </w:rPr>
         <w:t>)</w:t>
       </w:r>
       <w:r>
         <w:rPr>
           <w:rFonts w:ascii="Cambria Math" w:hAnsi="Cambria Math" w:cs="Cambria Math"/>
         </w:rPr>
-        <w:t>&amp;</w:t>
-      </w:r>
-      <w:r>
-        <w:rPr>
-          <w:rFonts w:ascii="Cambria Math" w:hAnsi="Cambria Math" w:cs="Cambria Math"/>
-        </w:rPr>
-        <w:t>(</w:t>
+        <w:t>)</w:t>
+      </w:r>
+      <w:r>
+        <w:rPr>
+          <w:rFonts w:ascii="Cambria Math" w:hAnsi="Cambria Math" w:cs="Cambria Math"/>
+        </w:rPr>
+        <w:t>≡((</w:t>
+      </w:r>
+      <w:r>
+        <w:rPr>
+          <w:rFonts w:ascii="Cambria Math" w:hAnsi="Cambria Math" w:cs="Cambria Math"/>
+          <w:lang w:val="en-US"/>
+        </w:rPr>
+        <w:t>p</w:t>
+      </w:r>
+      <w:r>
+        <w:rPr>
+          <w:rFonts w:ascii="Cambria Math" w:hAnsi="Cambria Math" w:cs="Cambria Math"/>
+        </w:rPr>
+        <w:t>∨</w:t>
+      </w:r>
+      <w:r>
+        <w:rPr>
+          <w:rFonts w:ascii="Cambria Math" w:hAnsi="Cambria Math" w:cs="Cambria Math"/>
+          <w:lang w:val="en-US"/>
+        </w:rPr>
+        <w:t>q</w:t>
+      </w:r>
+      <w:r>
+        <w:rPr>
+          <w:rFonts w:ascii="Cambria Math" w:hAnsi="Cambria Math" w:cs="Cambria Math"/>
+        </w:rPr>
+        <w:t>∨</w:t>
+      </w:r>
+      <w:r>
+        <w:rPr>
+          <w:rFonts w:ascii="Cambria Math" w:hAnsi="Cambria Math" w:cs="Cambria Math"/>
+          <w:lang w:val="en-US"/>
+        </w:rPr>
+        <w:t>r</w:t>
+      </w:r>
+      <w:r>
+        <w:rPr>
+          <w:rFonts w:ascii="Cambria Math" w:hAnsi="Cambria Math" w:cs="Cambria Math"/>
+        </w:rPr>
+        <w:t>)&amp;(</w:t>
       </w:r>
       <w:r>
         <w:rPr>
@@ -3054,31 +3031,7 @@
         <w:rPr>
           <w:rFonts w:ascii="Cambria Math" w:hAnsi="Cambria Math" w:cs="Cambria Math"/>
         </w:rPr>
-        <w:t>)</w:t>
-      </w:r>
-      <w:r>
-        <w:rPr>
-          <w:rFonts w:ascii="Cambria Math" w:hAnsi="Cambria Math" w:cs="Cambria Math"/>
-        </w:rPr>
-        <w:t>)</w:t>
-      </w:r>
-      <w:r>
-        <w:rPr>
-          <w:rFonts w:ascii="Cambria Math" w:hAnsi="Cambria Math" w:cs="Cambria Math"/>
-        </w:rPr>
-        <w:t>≡</w:t>
-      </w:r>
-      <w:r>
-        <w:rPr>
-          <w:rFonts w:ascii="Cambria Math" w:hAnsi="Cambria Math" w:cs="Cambria Math"/>
-        </w:rPr>
-        <w:t>(</w:t>
-      </w:r>
-      <w:r>
-        <w:rPr>
-          <w:rFonts w:ascii="Cambria Math" w:hAnsi="Cambria Math" w:cs="Cambria Math"/>
-        </w:rPr>
-        <w:t>(</w:t>
+        <w:t>)&amp;(</w:t>
       </w:r>
       <w:r>
         <w:rPr>
@@ -3111,7 +3064,73 @@
           <w:rFonts w:ascii="Cambria Math" w:hAnsi="Cambria Math" w:cs="Cambria Math"/>
           <w:lang w:val="en-US"/>
         </w:rPr>
-        <w:t>r</w:t>
+        <w:t>s</w:t>
+      </w:r>
+      <w:r>
+        <w:rPr>
+          <w:rFonts w:ascii="Cambria Math" w:hAnsi="Cambria Math" w:cs="Cambria Math"/>
+        </w:rPr>
+        <w:t>∨</w:t>
+      </w:r>
+      <w:r>
+        <w:rPr>
+          <w:rFonts w:ascii="Cambria Math" w:hAnsi="Cambria Math" w:cs="Cambria Math"/>
+          <w:lang w:val="en-US"/>
+        </w:rPr>
+        <w:t>t</w:t>
+      </w:r>
+      <w:r>
+        <w:rPr>
+          <w:rFonts w:ascii="Cambria Math" w:hAnsi="Cambria Math" w:cs="Cambria Math"/>
+        </w:rPr>
+        <w:t>∨</w:t>
+      </w:r>
+      <w:r>
+        <w:rPr>
+          <w:rFonts w:ascii="Cambria Math" w:hAnsi="Cambria Math" w:cs="Cambria Math"/>
+          <w:lang w:val="en-US"/>
+        </w:rPr>
+        <w:t>w</w:t>
+      </w:r>
+      <w:r>
+        <w:rPr>
+          <w:rFonts w:ascii="Cambria Math" w:hAnsi="Cambria Math" w:cs="Cambria Math"/>
+        </w:rPr>
+        <w:t>))</w:t>
+      </w:r>
+    </w:p>
+    <w:p>
+      <w:pPr>
+        <w:jc w:val="both"/>
+        <w:rPr>
+          <w:rFonts w:ascii="Cambria Math" w:hAnsi="Cambria Math" w:cs="Cambria Math"/>
+        </w:rPr>
+      </w:pPr>
+      <w:r>
+        <w:rPr>
+          <w:rFonts w:ascii="Cambria Math" w:hAnsi="Cambria Math" w:cs="Cambria Math"/>
+        </w:rPr>
+        <w:t>((</w:t>
+      </w:r>
+      <w:r>
+        <w:rPr>
+          <w:rFonts w:ascii="Cambria Math" w:hAnsi="Cambria Math" w:cs="Cambria Math"/>
+          <w:lang w:val="en-US"/>
+        </w:rPr>
+        <w:t>A</w:t>
+      </w:r>
+      <w:r>
+        <w:rPr>
+          <w:rFonts w:ascii="Cambria Math" w:hAnsi="Cambria Math" w:cs="Cambria Math"/>
+        </w:rPr>
+        <w:t>∨</w:t>
+      </w:r>
+      <w:r>
+        <w:rPr>
+          <w:rFonts w:ascii="Cambria Math" w:hAnsi="Cambria Math" w:cs="Cambria Math"/>
+          <w:lang w:val="en-US"/>
+        </w:rPr>
+        <w:t>C</w:t>
       </w:r>
       <w:r>
         <w:rPr>
@@ -3124,7 +3143,7 @@
           <w:rFonts w:ascii="Cambria Math" w:hAnsi="Cambria Math" w:cs="Cambria Math"/>
           <w:lang w:val="en-US"/>
         </w:rPr>
-        <w:t>s</w:t>
+        <w:t>A</w:t>
       </w:r>
       <w:r>
         <w:rPr>
@@ -3135,183 +3154,21 @@
       <w:r>
         <w:rPr>
           <w:rFonts w:ascii="Cambria Math" w:hAnsi="Cambria Math" w:cs="Cambria Math"/>
-          <w:lang w:val="en-US"/>
-        </w:rPr>
-        <w:t>t</w:t>
-      </w:r>
-      <w:r>
-        <w:rPr>
-          <w:rFonts w:ascii="Cambria Math" w:hAnsi="Cambria Math" w:cs="Cambria Math"/>
-        </w:rPr>
-        <w:t>∨</w:t>
-      </w:r>
-      <w:r>
+        </w:rPr>
         <w:t>¬</w:t>
       </w:r>
       <w:r>
         <w:rPr>
-          <w:lang w:val="en-US"/>
-        </w:rPr>
-        <w:t>r</w:t>
-      </w:r>
-      <w:r>
-        <w:rPr>
-          <w:rFonts w:ascii="Cambria Math" w:hAnsi="Cambria Math" w:cs="Cambria Math"/>
-        </w:rPr>
-        <w:t>∨</w:t>
-      </w:r>
-      <w:r>
-        <w:rPr>
-          <w:lang w:val="en-US"/>
-        </w:rPr>
-        <w:t>w</w:t>
-      </w:r>
-      <w:r>
-        <w:rPr>
-          <w:rFonts w:ascii="Cambria Math" w:hAnsi="Cambria Math" w:cs="Cambria Math"/>
-        </w:rPr>
-        <w:t>)&amp;</w:t>
-      </w:r>
-      <w:r>
-        <w:rPr>
-          <w:rFonts w:ascii="Cambria Math" w:hAnsi="Cambria Math" w:cs="Cambria Math"/>
-        </w:rPr>
-        <w:t>(</w:t>
-      </w:r>
-      <w:r>
-        <w:rPr>
-          <w:rFonts w:ascii="Cambria Math" w:hAnsi="Cambria Math" w:cs="Cambria Math"/>
-          <w:lang w:val="en-US"/>
-        </w:rPr>
-        <w:t>p</w:t>
-      </w:r>
-      <w:r>
-        <w:rPr>
-          <w:rFonts w:ascii="Cambria Math" w:hAnsi="Cambria Math" w:cs="Cambria Math"/>
-        </w:rPr>
-        <w:t>∨</w:t>
-      </w:r>
-      <w:r>
-        <w:rPr>
-          <w:rFonts w:ascii="Cambria Math" w:hAnsi="Cambria Math" w:cs="Cambria Math"/>
-          <w:lang w:val="en-US"/>
-        </w:rPr>
-        <w:t>q</w:t>
-      </w:r>
-      <w:r>
-        <w:rPr>
-          <w:rFonts w:ascii="Cambria Math" w:hAnsi="Cambria Math" w:cs="Cambria Math"/>
-        </w:rPr>
-        <w:t>∨</w:t>
-      </w:r>
-      <w:r>
-        <w:rPr>
-          <w:rFonts w:ascii="Cambria Math" w:hAnsi="Cambria Math" w:cs="Cambria Math"/>
-          <w:lang w:val="en-US"/>
-        </w:rPr>
-        <w:t>s</w:t>
-      </w:r>
-      <w:r>
-        <w:rPr>
-          <w:rFonts w:ascii="Cambria Math" w:hAnsi="Cambria Math" w:cs="Cambria Math"/>
-        </w:rPr>
-        <w:t>∨</w:t>
-      </w:r>
-      <w:r>
-        <w:rPr>
-          <w:rFonts w:ascii="Cambria Math" w:hAnsi="Cambria Math" w:cs="Cambria Math"/>
-          <w:lang w:val="en-US"/>
-        </w:rPr>
-        <w:t>t</w:t>
-      </w:r>
-      <w:r>
-        <w:rPr>
-          <w:rFonts w:ascii="Cambria Math" w:hAnsi="Cambria Math" w:cs="Cambria Math"/>
-        </w:rPr>
-        <w:t>∨</w:t>
-      </w:r>
-      <w:r>
-        <w:rPr>
-          <w:rFonts w:ascii="Cambria Math" w:hAnsi="Cambria Math" w:cs="Cambria Math"/>
-          <w:lang w:val="en-US"/>
-        </w:rPr>
-        <w:t>w</w:t>
-      </w:r>
-      <w:r>
-        <w:rPr>
-          <w:rFonts w:ascii="Cambria Math" w:hAnsi="Cambria Math" w:cs="Cambria Math"/>
-        </w:rPr>
-        <w:t>))</w:t>
-      </w:r>
-    </w:p>
-    <w:p>
-      <w:pPr>
-        <w:jc w:val="both"/>
-        <w:rPr>
-          <w:rFonts w:ascii="Cambria Math" w:hAnsi="Cambria Math" w:cs="Cambria Math"/>
-          <w:lang w:val="en-US"/>
-        </w:rPr>
-      </w:pPr>
-      <w:r>
-        <w:rPr>
-          <w:rFonts w:ascii="Cambria Math" w:hAnsi="Cambria Math" w:cs="Cambria Math"/>
-          <w:lang w:val="en-US"/>
-        </w:rPr>
-        <w:t>((A</w:t>
-      </w:r>
-      <w:r>
-        <w:rPr>
-          <w:rFonts w:ascii="Cambria Math" w:hAnsi="Cambria Math" w:cs="Cambria Math"/>
-        </w:rPr>
-        <w:t>∨</w:t>
-      </w:r>
-      <w:r>
-        <w:rPr>
-          <w:rFonts w:ascii="Cambria Math" w:hAnsi="Cambria Math" w:cs="Cambria Math"/>
-          <w:lang w:val="en-US"/>
-        </w:rPr>
-        <w:t>C)</w:t>
-      </w:r>
-      <w:r>
-        <w:rPr>
-          <w:rFonts w:ascii="Cambria Math" w:hAnsi="Cambria Math" w:cs="Cambria Math"/>
-          <w:lang w:val="en-US"/>
-        </w:rPr>
-        <w:t>&amp;</w:t>
-      </w:r>
-      <w:r>
-        <w:rPr>
-          <w:rFonts w:ascii="Cambria Math" w:hAnsi="Cambria Math" w:cs="Cambria Math"/>
-          <w:lang w:val="en-US"/>
-        </w:rPr>
-        <w:t>(A</w:t>
-      </w:r>
-      <w:r>
-        <w:rPr>
-          <w:rFonts w:ascii="Cambria Math" w:hAnsi="Cambria Math" w:cs="Cambria Math"/>
-          <w:lang w:val="en-US"/>
-        </w:rPr>
-        <w:t>∨</w:t>
-      </w:r>
-      <w:r>
-        <w:rPr>
-          <w:rFonts w:ascii="Cambria Math" w:hAnsi="Cambria Math" w:cs="Cambria Math"/>
-        </w:rPr>
-        <w:t>¬</w:t>
-      </w:r>
-      <w:r>
-        <w:rPr>
-          <w:rFonts w:ascii="Cambria Math" w:hAnsi="Cambria Math" w:cs="Cambria Math"/>
-          <w:lang w:val="en-US"/>
-        </w:rPr>
-        <w:t>C))</w:t>
-      </w:r>
-      <w:r>
-        <w:rPr>
-          <w:rFonts w:ascii="Cambria Math" w:hAnsi="Cambria Math" w:cs="Cambria Math"/>
-          <w:lang w:val="en-US"/>
-        </w:rPr>
-        <w:t>≡</w:t>
+          <w:rFonts w:ascii="Cambria Math" w:hAnsi="Cambria Math" w:cs="Cambria Math"/>
+          <w:lang w:val="en-US"/>
+        </w:rPr>
+        <w:t>C</w:t>
+      </w:r>
+      <w:r>
+        <w:rPr>
+          <w:rFonts w:ascii="Cambria Math" w:hAnsi="Cambria Math" w:cs="Cambria Math"/>
+        </w:rPr>
+        <w:t>))≡</w:t>
       </w:r>
     </w:p>
     <w:p>
@@ -3361,7 +3218,6 @@
         <w:jc w:val="both"/>
         <w:rPr>
           <w:rFonts w:ascii="Cambria Math" w:hAnsi="Cambria Math" w:cs="Cambria Math"/>
-          <w:lang w:val="en-US"/>
         </w:rPr>
       </w:pPr>
     </w:p>
@@ -3750,7 +3606,6 @@
         <w:jc w:val="both"/>
         <w:rPr>
           <w:rFonts w:ascii="Cambria Math" w:hAnsi="Cambria Math" w:cs="Cambria Math"/>
-          <w:lang w:val="en-US"/>
         </w:rPr>
       </w:pPr>
     </w:p>
@@ -3760,7 +3615,6 @@
         <w:jc w:val="both"/>
         <w:rPr>
           <w:rFonts w:ascii="Cambria Math" w:hAnsi="Cambria Math" w:cs="Cambria Math"/>
-          <w:lang w:val="en-US"/>
         </w:rPr>
       </w:pPr>
     </w:p>
@@ -3796,12 +3650,56 @@
           <w:rFonts w:ascii="Cambria Math" w:hAnsi="Cambria Math" w:cs="Cambria Math"/>
           <w:lang w:val="en-US"/>
         </w:rPr>
-        <w:t xml:space="preserve">A_1, A_2, …, A_m </w:t>
-      </w:r>
-      <w:r>
-        <w:rPr>
-          <w:rFonts w:ascii="Cambria Math" w:hAnsi="Cambria Math" w:cs="Cambria Math"/>
-          <w:lang w:val="en-US"/>
+        <w:t>A</w:t>
+      </w:r>
+      <w:r>
+        <w:rPr>
+          <w:rFonts w:ascii="Cambria Math" w:hAnsi="Cambria Math" w:cs="Cambria Math"/>
+        </w:rPr>
+        <w:t xml:space="preserve">_1, </w:t>
+      </w:r>
+      <w:r>
+        <w:rPr>
+          <w:rFonts w:ascii="Cambria Math" w:hAnsi="Cambria Math" w:cs="Cambria Math"/>
+          <w:lang w:val="en-US"/>
+        </w:rPr>
+        <w:t>A</w:t>
+      </w:r>
+      <w:r>
+        <w:rPr>
+          <w:rFonts w:ascii="Cambria Math" w:hAnsi="Cambria Math" w:cs="Cambria Math"/>
+        </w:rPr>
+        <w:t xml:space="preserve">_2, …, </w:t>
+      </w:r>
+      <w:r>
+        <w:rPr>
+          <w:rFonts w:ascii="Cambria Math" w:hAnsi="Cambria Math" w:cs="Cambria Math"/>
+          <w:lang w:val="en-US"/>
+        </w:rPr>
+        <w:t>A</w:t>
+      </w:r>
+      <w:r>
+        <w:rPr>
+          <w:rFonts w:ascii="Cambria Math" w:hAnsi="Cambria Math" w:cs="Cambria Math"/>
+        </w:rPr>
+        <w:t>_</w:t>
+      </w:r>
+      <w:r>
+        <w:rPr>
+          <w:rFonts w:ascii="Cambria Math" w:hAnsi="Cambria Math" w:cs="Cambria Math"/>
+          <w:lang w:val="en-US"/>
+        </w:rPr>
+        <w:t>m</w:t>
+      </w:r>
+      <w:r>
+        <w:rPr>
+          <w:rFonts w:ascii="Cambria Math" w:hAnsi="Cambria Math" w:cs="Cambria Math"/>
+        </w:rPr>
+        <w:t xml:space="preserve"> </w:t>
+      </w:r>
+      <w:r>
+        <w:rPr>
+          <w:rFonts w:ascii="Cambria Math" w:hAnsi="Cambria Math" w:cs="Cambria Math"/>
         </w:rPr>
         <w:t>→</w:t>
       </w:r>
@@ -3815,9 +3713,41 @@
       <w:r>
         <w:rPr>
           <w:rFonts w:ascii="Cambria Math" w:eastAsiaTheme="minorEastAsia" w:hAnsi="Cambria Math" w:cs="Cambria Math"/>
-          <w:lang w:val="en-US"/>
-        </w:rPr>
-        <w:t>_1, B_2, …, B_n</w:t>
+        </w:rPr>
+        <w:t xml:space="preserve">_1, </w:t>
+      </w:r>
+      <w:r>
+        <w:rPr>
+          <w:rFonts w:ascii="Cambria Math" w:eastAsiaTheme="minorEastAsia" w:hAnsi="Cambria Math" w:cs="Cambria Math"/>
+          <w:lang w:val="en-US"/>
+        </w:rPr>
+        <w:t>B</w:t>
+      </w:r>
+      <w:r>
+        <w:rPr>
+          <w:rFonts w:ascii="Cambria Math" w:eastAsiaTheme="minorEastAsia" w:hAnsi="Cambria Math" w:cs="Cambria Math"/>
+        </w:rPr>
+        <w:t xml:space="preserve">_2, …, </w:t>
+      </w:r>
+      <w:r>
+        <w:rPr>
+          <w:rFonts w:ascii="Cambria Math" w:eastAsiaTheme="minorEastAsia" w:hAnsi="Cambria Math" w:cs="Cambria Math"/>
+          <w:lang w:val="en-US"/>
+        </w:rPr>
+        <w:t>B</w:t>
+      </w:r>
+      <w:r>
+        <w:rPr>
+          <w:rFonts w:ascii="Cambria Math" w:eastAsiaTheme="minorEastAsia" w:hAnsi="Cambria Math" w:cs="Cambria Math"/>
+        </w:rPr>
+        <w:t>_</w:t>
+      </w:r>
+      <w:r>
+        <w:rPr>
+          <w:rFonts w:ascii="Cambria Math" w:eastAsiaTheme="minorEastAsia" w:hAnsi="Cambria Math" w:cs="Cambria Math"/>
+          <w:lang w:val="en-US"/>
+        </w:rPr>
+        <w:t>n</w:t>
       </w:r>
     </w:p>
     <w:p>
@@ -4095,36 +4025,114 @@
         <w:rPr>
           <w:rFonts w:ascii="Cambria Math" w:hAnsi="Cambria Math" w:cs="Cambria Math"/>
         </w:rPr>
+        <w:t>1&amp;</w:t>
+      </w:r>
+      <w:r>
+        <w:rPr>
+          <w:rFonts w:ascii="Cambria Math" w:hAnsi="Cambria Math" w:cs="Cambria Math"/>
+          <w:lang w:val="en-US"/>
+        </w:rPr>
+        <w:t>A</w:t>
+      </w:r>
+      <w:r>
+        <w:rPr>
+          <w:rFonts w:ascii="Cambria Math" w:hAnsi="Cambria Math" w:cs="Cambria Math"/>
+        </w:rPr>
+        <w:t>2…&amp;</w:t>
+      </w:r>
+      <w:r>
+        <w:rPr>
+          <w:rFonts w:ascii="Cambria Math" w:hAnsi="Cambria Math" w:cs="Cambria Math"/>
+          <w:lang w:val="en-US"/>
+        </w:rPr>
+        <w:t>Am</w:t>
+      </w:r>
+      <w:r>
+        <w:rPr>
+          <w:rFonts w:ascii="Cambria Math" w:hAnsi="Cambria Math" w:cs="Cambria Math"/>
+        </w:rPr>
+        <w:t>)⊃(</w:t>
+      </w:r>
+      <w:r>
+        <w:rPr>
+          <w:rFonts w:ascii="Cambria Math" w:hAnsi="Cambria Math" w:cs="Cambria Math"/>
+          <w:lang w:val="en-US"/>
+        </w:rPr>
+        <w:t>B</w:t>
+      </w:r>
+      <w:r>
+        <w:rPr>
+          <w:rFonts w:ascii="Cambria Math" w:hAnsi="Cambria Math" w:cs="Cambria Math"/>
+        </w:rPr>
+        <w:t>1∨</w:t>
+      </w:r>
+      <w:r>
+        <w:rPr>
+          <w:rFonts w:ascii="Cambria Math" w:hAnsi="Cambria Math" w:cs="Cambria Math"/>
+          <w:lang w:val="en-US"/>
+        </w:rPr>
+        <w:t>B</w:t>
+      </w:r>
+      <w:r>
+        <w:rPr>
+          <w:rFonts w:ascii="Cambria Math" w:hAnsi="Cambria Math" w:cs="Cambria Math"/>
+        </w:rPr>
+        <w:t>2∨…∨</w:t>
+      </w:r>
+      <w:r>
+        <w:rPr>
+          <w:rFonts w:ascii="Cambria Math" w:hAnsi="Cambria Math" w:cs="Cambria Math"/>
+          <w:lang w:val="en-US"/>
+        </w:rPr>
+        <w:t>Bn</w:t>
+      </w:r>
+      <w:r>
+        <w:rPr>
+          <w:rFonts w:ascii="Cambria Math" w:hAnsi="Cambria Math" w:cs="Cambria Math"/>
+        </w:rPr>
+        <w:t>))</w:t>
+      </w:r>
+      <w:r>
+        <w:t>≡(</w:t>
+      </w:r>
+      <w:r>
+        <w:rPr>
+          <w:lang w:val="en-US"/>
+        </w:rPr>
+        <w:t>A</w:t>
+      </w:r>
+      <w:r>
         <w:t>1</w:t>
       </w:r>
       <w:r>
         <w:rPr>
           <w:rFonts w:ascii="Cambria Math" w:hAnsi="Cambria Math" w:cs="Cambria Math"/>
         </w:rPr>
-        <w:t>&amp;</w:t>
-      </w:r>
-      <w:r>
-        <w:rPr>
-          <w:rFonts w:ascii="Cambria Math" w:hAnsi="Cambria Math" w:cs="Cambria Math"/>
+        <w:t>⊃</w:t>
+      </w:r>
+      <w:r>
+        <w:t>(</w:t>
+      </w:r>
+      <w:r>
+        <w:rPr>
           <w:lang w:val="en-US"/>
         </w:rPr>
         <w:t>A</w:t>
       </w:r>
       <w:r>
-        <w:rPr>
-          <w:rFonts w:ascii="Cambria Math" w:hAnsi="Cambria Math" w:cs="Cambria Math"/>
-        </w:rPr>
-        <w:t>2…</w:t>
-      </w:r>
-      <w:r>
-        <w:rPr>
-          <w:rFonts w:ascii="Cambria Math" w:hAnsi="Cambria Math" w:cs="Cambria Math"/>
-        </w:rPr>
-        <w:t>&amp;</w:t>
-      </w:r>
-      <w:r>
-        <w:rPr>
-          <w:rFonts w:ascii="Cambria Math" w:hAnsi="Cambria Math" w:cs="Cambria Math"/>
+        <w:t>2</w:t>
+      </w:r>
+      <w:r>
+        <w:rPr>
+          <w:rFonts w:ascii="Cambria Math" w:hAnsi="Cambria Math" w:cs="Cambria Math"/>
+        </w:rPr>
+        <w:t>⊃</w:t>
+      </w:r>
+      <w:r>
+        <w:t>(…(</w:t>
+      </w:r>
+      <w:r>
+        <w:rPr>
           <w:lang w:val="en-US"/>
         </w:rPr>
         <w:t>Am</w:t>
@@ -4133,31 +4141,18 @@
         <w:rPr>
           <w:rFonts w:ascii="Cambria Math" w:hAnsi="Cambria Math" w:cs="Cambria Math"/>
         </w:rPr>
-        <w:t>)</w:t>
-      </w:r>
-      <w:r>
-        <w:rPr>
-          <w:rFonts w:ascii="Cambria Math" w:hAnsi="Cambria Math" w:cs="Cambria Math"/>
-        </w:rPr>
         <w:t>⊃</w:t>
       </w:r>
       <w:r>
-        <w:rPr>
-          <w:rFonts w:ascii="Cambria Math" w:hAnsi="Cambria Math" w:cs="Cambria Math"/>
-        </w:rPr>
         <w:t>(</w:t>
       </w:r>
       <w:r>
         <w:rPr>
-          <w:rFonts w:ascii="Cambria Math" w:hAnsi="Cambria Math" w:cs="Cambria Math"/>
           <w:lang w:val="en-US"/>
         </w:rPr>
         <w:t>B</w:t>
       </w:r>
       <w:r>
-        <w:rPr>
-          <w:rFonts w:ascii="Cambria Math" w:hAnsi="Cambria Math" w:cs="Cambria Math"/>
-        </w:rPr>
         <w:t>1</w:t>
       </w:r>
       <w:r>
@@ -4168,15 +4163,11 @@
       </w:r>
       <w:r>
         <w:rPr>
-          <w:rFonts w:ascii="Cambria Math" w:hAnsi="Cambria Math" w:cs="Cambria Math"/>
           <w:lang w:val="en-US"/>
         </w:rPr>
         <w:t>B</w:t>
       </w:r>
       <w:r>
-        <w:rPr>
-          <w:rFonts w:ascii="Cambria Math" w:hAnsi="Cambria Math" w:cs="Cambria Math"/>
-        </w:rPr>
         <w:t>2</w:t>
       </w:r>
       <w:r>
@@ -4186,9 +4177,6 @@
         <w:t>∨</w:t>
       </w:r>
       <w:r>
-        <w:rPr>
-          <w:rFonts w:ascii="Cambria Math" w:hAnsi="Cambria Math" w:cs="Cambria Math"/>
-        </w:rPr>
         <w:t>…</w:t>
       </w:r>
       <w:r>
@@ -4199,120 +4187,11 @@
       </w:r>
       <w:r>
         <w:rPr>
-          <w:rFonts w:ascii="Cambria Math" w:hAnsi="Cambria Math" w:cs="Cambria Math"/>
           <w:lang w:val="en-US"/>
         </w:rPr>
         <w:t>Bn</w:t>
       </w:r>
       <w:r>
-        <w:rPr>
-          <w:rFonts w:ascii="Cambria Math" w:hAnsi="Cambria Math" w:cs="Cambria Math"/>
-        </w:rPr>
-        <w:t>))</w:t>
-      </w:r>
-      <w:r>
-        <w:t>≡</w:t>
-      </w:r>
-      <w:r>
-        <w:t>(</w:t>
-      </w:r>
-      <w:r>
-        <w:rPr>
-          <w:lang w:val="en-US"/>
-        </w:rPr>
-        <w:t>A</w:t>
-      </w:r>
-      <w:r>
-        <w:t>1</w:t>
-      </w:r>
-      <w:r>
-        <w:rPr>
-          <w:rFonts w:ascii="Cambria Math" w:hAnsi="Cambria Math" w:cs="Cambria Math"/>
-        </w:rPr>
-        <w:t>⊃</w:t>
-      </w:r>
-      <w:r>
-        <w:t>(</w:t>
-      </w:r>
-      <w:r>
-        <w:rPr>
-          <w:lang w:val="en-US"/>
-        </w:rPr>
-        <w:t>A</w:t>
-      </w:r>
-      <w:r>
-        <w:t>2</w:t>
-      </w:r>
-      <w:r>
-        <w:rPr>
-          <w:rFonts w:ascii="Cambria Math" w:hAnsi="Cambria Math" w:cs="Cambria Math"/>
-        </w:rPr>
-        <w:t>⊃</w:t>
-      </w:r>
-      <w:r>
-        <w:t>(…(</w:t>
-      </w:r>
-      <w:r>
-        <w:rPr>
-          <w:lang w:val="en-US"/>
-        </w:rPr>
-        <w:t>Am</w:t>
-      </w:r>
-      <w:r>
-        <w:rPr>
-          <w:rFonts w:ascii="Cambria Math" w:hAnsi="Cambria Math" w:cs="Cambria Math"/>
-        </w:rPr>
-        <w:t>⊃</w:t>
-      </w:r>
-      <w:r>
-        <w:t>(</w:t>
-      </w:r>
-      <w:r>
-        <w:rPr>
-          <w:lang w:val="en-US"/>
-        </w:rPr>
-        <w:t>B</w:t>
-      </w:r>
-      <w:r>
-        <w:t>1</w:t>
-      </w:r>
-      <w:r>
-        <w:rPr>
-          <w:rFonts w:ascii="Cambria Math" w:hAnsi="Cambria Math" w:cs="Cambria Math"/>
-        </w:rPr>
-        <w:t>∨</w:t>
-      </w:r>
-      <w:r>
-        <w:rPr>
-          <w:lang w:val="en-US"/>
-        </w:rPr>
-        <w:t>B</w:t>
-      </w:r>
-      <w:r>
-        <w:t>2</w:t>
-      </w:r>
-      <w:r>
-        <w:rPr>
-          <w:rFonts w:ascii="Cambria Math" w:hAnsi="Cambria Math" w:cs="Cambria Math"/>
-        </w:rPr>
-        <w:t>∨</w:t>
-      </w:r>
-      <w:r>
-        <w:t>…</w:t>
-      </w:r>
-      <w:r>
-        <w:rPr>
-          <w:rFonts w:ascii="Cambria Math" w:hAnsi="Cambria Math" w:cs="Cambria Math"/>
-        </w:rPr>
-        <w:t>∨</w:t>
-      </w:r>
-      <w:r>
-        <w:rPr>
-          <w:lang w:val="en-US"/>
-        </w:rPr>
-        <w:t>Bn</w:t>
-      </w:r>
-      <w:r>
         <w:t>)…)</w:t>
       </w:r>
       <w:r>
@@ -4334,7 +4213,6 @@
         <w:jc w:val="both"/>
         <w:rPr>
           <w:rFonts w:ascii="Cambria Math" w:eastAsiaTheme="minorEastAsia" w:hAnsi="Cambria Math" w:cs="Cambria Math"/>
-          <w:lang w:val="en-US"/>
         </w:rPr>
       </w:pPr>
       <m:oMath>
@@ -4359,7 +4237,6 @@
       <w:r>
         <w:rPr>
           <w:rFonts w:ascii="Cambria Math" w:hAnsi="Cambria Math" w:cs="Cambria Math"/>
-          <w:lang w:val="en-US"/>
         </w:rPr>
         <w:t xml:space="preserve">   </w:t>
       </w:r>
@@ -4370,13 +4247,11 @@
         <w:jc w:val="both"/>
         <w:rPr>
           <w:rFonts w:ascii="Cambria Math" w:eastAsiaTheme="minorEastAsia" w:hAnsi="Cambria Math" w:cs="Cambria Math"/>
-          <w:lang w:val="en-US"/>
-        </w:rPr>
-      </w:pPr>
-      <w:r>
-        <w:rPr>
-          <w:rFonts w:ascii="Cambria Math" w:hAnsi="Cambria Math" w:cs="Cambria Math"/>
-          <w:lang w:val="en-US"/>
+        </w:rPr>
+      </w:pPr>
+      <w:r>
+        <w:rPr>
+          <w:rFonts w:ascii="Cambria Math" w:hAnsi="Cambria Math" w:cs="Cambria Math"/>
         </w:rPr>
         <w:t xml:space="preserve">   </w:t>
       </w:r>
@@ -4405,13 +4280,11 @@
         <w:jc w:val="both"/>
         <w:rPr>
           <w:rFonts w:ascii="Cambria Math" w:hAnsi="Cambria Math" w:cs="Cambria Math"/>
-          <w:lang w:val="en-US"/>
-        </w:rPr>
-      </w:pPr>
-      <w:r>
-        <w:rPr>
-          <w:rFonts w:ascii="Cambria Math" w:hAnsi="Cambria Math" w:cs="Cambria Math"/>
-          <w:lang w:val="en-US"/>
+        </w:rPr>
+      </w:pPr>
+      <w:r>
+        <w:rPr>
+          <w:rFonts w:ascii="Cambria Math" w:hAnsi="Cambria Math" w:cs="Cambria Math"/>
         </w:rPr>
         <w:t xml:space="preserve">   </w:t>
       </w:r>
@@ -4424,7 +4297,6 @@
       <w:r>
         <w:rPr>
           <w:rFonts w:ascii="Cambria Math" w:hAnsi="Cambria Math" w:cs="Cambria Math"/>
-          <w:lang w:val="en-US"/>
         </w:rPr>
         <w:t xml:space="preserve">   </w:t>
       </w:r>
@@ -4440,7 +4312,6 @@
       <w:r>
         <w:rPr>
           <w:rFonts w:ascii="Cambria Math" w:hAnsi="Cambria Math" w:cs="Cambria Math"/>
-          <w:lang w:val="en-US"/>
         </w:rPr>
         <w:t xml:space="preserve">2 </w:t>
       </w:r>
@@ -5764,13 +5635,7 @@
         <w:rPr>
           <w:rFonts w:ascii="Cambria Math" w:eastAsiaTheme="minorEastAsia" w:hAnsi="Cambria Math" w:cs="Cambria Math"/>
         </w:rPr>
-        <w:t>Удаление</w:t>
-      </w:r>
-      <w:r>
-        <w:rPr>
-          <w:rFonts w:ascii="Cambria Math" w:eastAsiaTheme="minorEastAsia" w:hAnsi="Cambria Math" w:cs="Cambria Math"/>
-        </w:rPr>
-        <w:t xml:space="preserve"> импликации</w:t>
+        <w:t>Удаление импликации</w:t>
       </w:r>
       <w:r>
         <w:rPr>
@@ -6035,13 +5900,7 @@
         <w:rPr>
           <w:rFonts w:ascii="Cambria Math" w:eastAsiaTheme="minorEastAsia" w:hAnsi="Cambria Math" w:cs="Cambria Math"/>
         </w:rPr>
-        <w:t>Удаление</w:t>
-      </w:r>
-      <w:r>
-        <w:rPr>
-          <w:rFonts w:ascii="Cambria Math" w:eastAsiaTheme="minorEastAsia" w:hAnsi="Cambria Math" w:cs="Cambria Math"/>
-        </w:rPr>
-        <w:t xml:space="preserve"> </w:t>
+        <w:t xml:space="preserve">Удаление </w:t>
       </w:r>
       <w:r>
         <w:rPr>
@@ -7622,92 +7481,6 @@
     <w:p>
       <w:pPr>
         <w:ind w:left="709"/>
-        <w:jc w:val="both"/>
-        <w:rPr>
-          <w:rFonts w:ascii="Cambria Math" w:eastAsiaTheme="minorEastAsia" w:hAnsi="Cambria Math" w:cs="Cambria Math"/>
-        </w:rPr>
-      </w:pPr>
-      <w:r>
-        <w:rPr>
-          <w:rFonts w:ascii="Cambria Math" w:eastAsiaTheme="minorEastAsia" w:hAnsi="Cambria Math" w:cs="Cambria Math"/>
-          <w:lang w:val="en-US"/>
-        </w:rPr>
-        <w:t>p</w:t>
-      </w:r>
-      <w:r>
-        <w:rPr>
-          <w:rFonts w:ascii="Cambria Math" w:eastAsiaTheme="minorEastAsia" w:hAnsi="Cambria Math" w:cs="Cambria Math"/>
-        </w:rPr>
-        <w:t xml:space="preserve">, </w:t>
-      </w:r>
-      <w:r>
-        <w:rPr>
-          <w:rFonts w:ascii="Cambria Math" w:eastAsiaTheme="minorEastAsia" w:hAnsi="Cambria Math" w:cs="Cambria Math"/>
-          <w:lang w:val="en-US"/>
-        </w:rPr>
-        <w:t>p</w:t>
-      </w:r>
-      <w:r>
-        <w:rPr>
-          <w:rFonts w:ascii="Cambria Math" w:eastAsiaTheme="minorEastAsia" w:hAnsi="Cambria Math" w:cs="Cambria Math"/>
-        </w:rPr>
-        <w:t>&amp;¬</w:t>
-      </w:r>
-      <w:r>
-        <w:rPr>
-          <w:rFonts w:ascii="Cambria Math" w:eastAsiaTheme="minorEastAsia" w:hAnsi="Cambria Math" w:cs="Cambria Math"/>
-          <w:lang w:val="en-US"/>
-        </w:rPr>
-        <w:t>q</w:t>
-      </w:r>
-      <w:r>
-        <w:rPr>
-          <w:rFonts w:ascii="Cambria Math" w:eastAsiaTheme="minorEastAsia" w:hAnsi="Cambria Math" w:cs="Cambria Math"/>
-        </w:rPr>
-        <w:t xml:space="preserve">, </w:t>
-      </w:r>
-      <w:r>
-        <w:rPr>
-          <w:rFonts w:ascii="Cambria Math" w:eastAsiaTheme="minorEastAsia" w:hAnsi="Cambria Math" w:cs="Cambria Math"/>
-        </w:rPr>
-        <w:t>¬</w:t>
-      </w:r>
-      <w:r>
-        <w:rPr>
-          <w:rFonts w:ascii="Cambria Math" w:eastAsiaTheme="minorEastAsia" w:hAnsi="Cambria Math" w:cs="Cambria Math"/>
-          <w:lang w:val="en-US"/>
-        </w:rPr>
-        <w:t>q</w:t>
-      </w:r>
-      <w:r>
-        <w:rPr>
-          <w:rFonts w:ascii="Cambria Math" w:eastAsiaTheme="minorEastAsia" w:hAnsi="Cambria Math" w:cs="Cambria Math"/>
-        </w:rPr>
-        <w:t>∨</w:t>
-      </w:r>
-      <w:r>
-        <w:rPr>
-          <w:rFonts w:ascii="Cambria Math" w:eastAsiaTheme="minorEastAsia" w:hAnsi="Cambria Math" w:cs="Cambria Math"/>
-        </w:rPr>
-        <w:t xml:space="preserve"> </w:t>
-      </w:r>
-      <w:r>
-        <w:rPr>
-          <w:rFonts w:ascii="Cambria Math" w:eastAsiaTheme="minorEastAsia" w:hAnsi="Cambria Math" w:cs="Cambria Math"/>
-        </w:rPr>
-        <w:t>¬</w:t>
-      </w:r>
-      <w:r>
-        <w:rPr>
-          <w:rFonts w:ascii="Cambria Math" w:eastAsiaTheme="minorEastAsia" w:hAnsi="Cambria Math" w:cs="Cambria Math"/>
-          <w:lang w:val="en-US"/>
-        </w:rPr>
-        <w:t>p</w:t>
-      </w:r>
-    </w:p>
-    <w:p>
-      <w:pPr>
-        <w:ind w:left="709"/>
         <w:jc w:val="center"/>
         <w:rPr>
           <w:rFonts w:ascii="Cambria Math" w:eastAsiaTheme="minorEastAsia" w:hAnsi="Cambria Math" w:cs="Cambria Math"/>
@@ -7735,8 +7508,100 @@
       <w:r>
         <w:rPr>
           <w:rFonts w:ascii="Cambria Math" w:eastAsiaTheme="minorEastAsia" w:hAnsi="Cambria Math" w:cs="Cambria Math"/>
-        </w:rPr>
-        <w:t xml:space="preserve">Минимум 3 раза применить правила, </w:t>
+          <w:lang w:val="en-US"/>
+        </w:rPr>
+        <w:t>p</w:t>
+      </w:r>
+      <w:r>
+        <w:rPr>
+          <w:rFonts w:ascii="Cambria Math" w:eastAsiaTheme="minorEastAsia" w:hAnsi="Cambria Math" w:cs="Cambria Math"/>
+        </w:rPr>
+        <w:t xml:space="preserve">, </w:t>
+      </w:r>
+      <w:r>
+        <w:rPr>
+          <w:rFonts w:ascii="Cambria Math" w:eastAsiaTheme="minorEastAsia" w:hAnsi="Cambria Math" w:cs="Cambria Math"/>
+          <w:lang w:val="en-US"/>
+        </w:rPr>
+        <w:t>p</w:t>
+      </w:r>
+      <w:r>
+        <w:rPr>
+          <w:rFonts w:ascii="Cambria Math" w:eastAsiaTheme="minorEastAsia" w:hAnsi="Cambria Math" w:cs="Cambria Math"/>
+        </w:rPr>
+        <w:t>&amp;¬</w:t>
+      </w:r>
+      <w:r>
+        <w:rPr>
+          <w:rFonts w:ascii="Cambria Math" w:eastAsiaTheme="minorEastAsia" w:hAnsi="Cambria Math" w:cs="Cambria Math"/>
+          <w:lang w:val="en-US"/>
+        </w:rPr>
+        <w:t>q</w:t>
+      </w:r>
+      <w:r>
+        <w:rPr>
+          <w:rFonts w:ascii="Cambria Math" w:eastAsiaTheme="minorEastAsia" w:hAnsi="Cambria Math" w:cs="Cambria Math"/>
+        </w:rPr>
+        <w:t>, ¬</w:t>
+      </w:r>
+      <w:r>
+        <w:rPr>
+          <w:rFonts w:ascii="Cambria Math" w:eastAsiaTheme="minorEastAsia" w:hAnsi="Cambria Math" w:cs="Cambria Math"/>
+          <w:lang w:val="en-US"/>
+        </w:rPr>
+        <w:t>q</w:t>
+      </w:r>
+      <w:r>
+        <w:rPr>
+          <w:rFonts w:ascii="Cambria Math" w:eastAsiaTheme="minorEastAsia" w:hAnsi="Cambria Math" w:cs="Cambria Math"/>
+        </w:rPr>
+        <w:t>∨ ¬</w:t>
+      </w:r>
+      <w:r>
+        <w:rPr>
+          <w:rFonts w:ascii="Cambria Math" w:eastAsiaTheme="minorEastAsia" w:hAnsi="Cambria Math" w:cs="Cambria Math"/>
+          <w:lang w:val="en-US"/>
+        </w:rPr>
+        <w:t>p</w:t>
+      </w:r>
+    </w:p>
+    <w:p>
+      <w:pPr>
+        <w:ind w:left="709"/>
+        <w:jc w:val="both"/>
+        <w:rPr>
+          <w:rFonts w:ascii="Cambria Math" w:eastAsiaTheme="minorEastAsia" w:hAnsi="Cambria Math" w:cs="Cambria Math"/>
+        </w:rPr>
+      </w:pPr>
+      <w:r>
+        <w:rPr>
+          <w:rFonts w:ascii="Cambria Math" w:eastAsiaTheme="minorEastAsia" w:hAnsi="Cambria Math" w:cs="Cambria Math"/>
+        </w:rPr>
+        <w:t>Минимум 3 раза применить правила</w:t>
+      </w:r>
+      <w:r>
+        <w:rPr>
+          <w:rFonts w:ascii="Cambria Math" w:eastAsiaTheme="minorEastAsia" w:hAnsi="Cambria Math" w:cs="Cambria Math"/>
+        </w:rPr>
+        <w:t xml:space="preserve"> (</w:t>
+      </w:r>
+      <w:r>
+        <w:rPr>
+          <w:rFonts w:ascii="Cambria Math" w:eastAsiaTheme="minorEastAsia" w:hAnsi="Cambria Math" w:cs="Cambria Math"/>
+        </w:rPr>
+        <w:t>введения и удаления логических союзов</w:t>
+      </w:r>
+      <w:r>
+        <w:rPr>
+          <w:rFonts w:ascii="Cambria Math" w:eastAsiaTheme="minorEastAsia" w:hAnsi="Cambria Math" w:cs="Cambria Math"/>
+        </w:rPr>
+        <w:t>)</w:t>
+      </w:r>
+      <w:r>
+        <w:rPr>
+          <w:rFonts w:ascii="Cambria Math" w:eastAsiaTheme="minorEastAsia" w:hAnsi="Cambria Math" w:cs="Cambria Math"/>
+        </w:rPr>
+        <w:t xml:space="preserve">, </w:t>
       </w:r>
       <w:r>
         <w:rPr>
@@ -7748,7 +7613,13 @@
         <w:rPr>
           <w:rFonts w:ascii="Cambria Math" w:eastAsiaTheme="minorEastAsia" w:hAnsi="Cambria Math" w:cs="Cambria Math"/>
         </w:rPr>
-        <w:t>Все 3 посылки.</w:t>
+        <w:t>в</w:t>
+      </w:r>
+      <w:r>
+        <w:rPr>
+          <w:rFonts w:ascii="Cambria Math" w:eastAsiaTheme="minorEastAsia" w:hAnsi="Cambria Math" w:cs="Cambria Math"/>
+        </w:rPr>
+        <w:t>се 3 посылки.</w:t>
       </w:r>
     </w:p>
     <w:p>
@@ -9516,6 +9387,7 @@
   <w:style w:type="character" w:default="1" w:styleId="a0">
     <w:name w:val="Default Paragraph Font"/>
     <w:uiPriority w:val="1"/>
+    <w:semiHidden/>
     <w:unhideWhenUsed/>
   </w:style>
   <w:style w:type="table" w:default="1" w:styleId="a1">

--- a/_Studying(5th_sem)/MathLogicAndAlghorithmsTheory/01.12.2025.docx
+++ b/_Studying(5th_sem)/MathLogicAndAlghorithmsTheory/01.12.2025.docx
@@ -4007,6 +4007,9 @@
       <w:pPr>
         <w:ind w:firstLine="709"/>
         <w:jc w:val="both"/>
+        <w:rPr>
+          <w:lang w:val="en-US"/>
+        </w:rPr>
       </w:pPr>
       <w:r>
         <w:rPr>
@@ -7577,25 +7580,63 @@
         <w:rPr>
           <w:rFonts w:ascii="Cambria Math" w:eastAsiaTheme="minorEastAsia" w:hAnsi="Cambria Math" w:cs="Cambria Math"/>
         </w:rPr>
+        <w:lastRenderedPageBreak/>
+        <w:drawing>
+          <wp:inline distT="0" distB="0" distL="0" distR="0" wp14:anchorId="2A515BAD" wp14:editId="7480133E">
+            <wp:extent cx="3086531" cy="2333951"/>
+            <wp:effectExtent l="0" t="0" r="0" b="9525"/>
+            <wp:docPr id="1070604965" name="Рисунок 1" descr="Изображение выглядит как текст, рукописный текст, доска, чернила&#10;&#10;Содержимое, созданное искусственным интеллектом, может быть неверным."/>
+            <wp:cNvGraphicFramePr>
+              <a:graphicFrameLocks xmlns:a="http://schemas.openxmlformats.org/drawingml/2006/main" noChangeAspect="1"/>
+            </wp:cNvGraphicFramePr>
+            <a:graphic xmlns:a="http://schemas.openxmlformats.org/drawingml/2006/main">
+              <a:graphicData uri="http://schemas.openxmlformats.org/drawingml/2006/picture">
+                <pic:pic xmlns:pic="http://schemas.openxmlformats.org/drawingml/2006/picture">
+                  <pic:nvPicPr>
+                    <pic:cNvPr id="1070604965" name="Рисунок 1" descr="Изображение выглядит как текст, рукописный текст, доска, чернила&#10;&#10;Содержимое, созданное искусственным интеллектом, может быть неверным."/>
+                    <pic:cNvPicPr/>
+                  </pic:nvPicPr>
+                  <pic:blipFill>
+                    <a:blip r:embed="rId5"/>
+                    <a:stretch>
+                      <a:fillRect/>
+                    </a:stretch>
+                  </pic:blipFill>
+                  <pic:spPr>
+                    <a:xfrm>
+                      <a:off x="0" y="0"/>
+                      <a:ext cx="3086531" cy="2333951"/>
+                    </a:xfrm>
+                    <a:prstGeom prst="rect">
+                      <a:avLst/>
+                    </a:prstGeom>
+                  </pic:spPr>
+                </pic:pic>
+              </a:graphicData>
+            </a:graphic>
+          </wp:inline>
+        </w:drawing>
+      </w:r>
+    </w:p>
+    <w:p>
+      <w:pPr>
+        <w:ind w:left="709"/>
+        <w:jc w:val="both"/>
+        <w:rPr>
+          <w:rFonts w:ascii="Cambria Math" w:eastAsiaTheme="minorEastAsia" w:hAnsi="Cambria Math" w:cs="Cambria Math"/>
+        </w:rPr>
+      </w:pPr>
+      <w:r>
+        <w:rPr>
+          <w:rFonts w:ascii="Cambria Math" w:eastAsiaTheme="minorEastAsia" w:hAnsi="Cambria Math" w:cs="Cambria Math"/>
+        </w:rPr>
         <w:t>Минимум 3 раза применить правила</w:t>
       </w:r>
       <w:r>
         <w:rPr>
           <w:rFonts w:ascii="Cambria Math" w:eastAsiaTheme="minorEastAsia" w:hAnsi="Cambria Math" w:cs="Cambria Math"/>
         </w:rPr>
-        <w:t xml:space="preserve"> (</w:t>
-      </w:r>
-      <w:r>
-        <w:rPr>
-          <w:rFonts w:ascii="Cambria Math" w:eastAsiaTheme="minorEastAsia" w:hAnsi="Cambria Math" w:cs="Cambria Math"/>
-        </w:rPr>
-        <w:t>введения и удаления логических союзов</w:t>
-      </w:r>
-      <w:r>
-        <w:rPr>
-          <w:rFonts w:ascii="Cambria Math" w:eastAsiaTheme="minorEastAsia" w:hAnsi="Cambria Math" w:cs="Cambria Math"/>
-        </w:rPr>
-        <w:t>)</w:t>
+        <w:t xml:space="preserve"> (введения и удаления логических союзов)</w:t>
       </w:r>
       <w:r>
         <w:rPr>
